--- a/LearningJava_1.docx
+++ b/LearningJava_1.docx
@@ -107,6 +107,927 @@
           <w:lang w:val="en-US"/>
         </w:rPr>
         <w:t>Embedded Systems</w:t>
+      </w:r>
+    </w:p>
+    <w:p>
+      <w:pPr>
+        <w:rPr>
+          <w:b/>
+          <w:bCs/>
+          <w:lang w:val="en-US"/>
+        </w:rPr>
+      </w:pPr>
+      <w:r>
+        <w:rPr>
+          <w:b/>
+          <w:bCs/>
+          <w:lang w:val="en-US"/>
+        </w:rPr>
+        <w:t>Java Runtime Environment (JRE)</w:t>
+      </w:r>
+    </w:p>
+    <w:p>
+      <w:pPr>
+        <w:pStyle w:val="ListParagraph"/>
+        <w:numPr>
+          <w:ilvl w:val="0"/>
+          <w:numId w:val="1"/>
+        </w:numPr>
+        <w:rPr>
+          <w:lang w:val="en-US"/>
+        </w:rPr>
+      </w:pPr>
+      <w:r>
+        <w:rPr>
+          <w:lang w:val="en-US"/>
+        </w:rPr>
+        <w:t>Needed to run Java applications / programs</w:t>
+      </w:r>
+    </w:p>
+    <w:p>
+      <w:pPr>
+        <w:rPr>
+          <w:b/>
+          <w:bCs/>
+          <w:lang w:val="en-US"/>
+        </w:rPr>
+      </w:pPr>
+      <w:r>
+        <w:rPr>
+          <w:b/>
+          <w:bCs/>
+          <w:lang w:val="en-US"/>
+        </w:rPr>
+        <w:t>Java Development Kit</w:t>
+      </w:r>
+    </w:p>
+    <w:p>
+      <w:pPr>
+        <w:pStyle w:val="ListParagraph"/>
+        <w:numPr>
+          <w:ilvl w:val="0"/>
+          <w:numId w:val="1"/>
+        </w:numPr>
+        <w:rPr>
+          <w:lang w:val="en-US"/>
+        </w:rPr>
+      </w:pPr>
+      <w:r>
+        <w:rPr>
+          <w:lang w:val="en-US"/>
+        </w:rPr>
+        <w:t>Needed to build &amp; run java programs</w:t>
+      </w:r>
+    </w:p>
+    <w:p>
+      <w:pPr>
+        <w:pStyle w:val="ListParagraph"/>
+        <w:numPr>
+          <w:ilvl w:val="0"/>
+          <w:numId w:val="1"/>
+        </w:numPr>
+        <w:rPr>
+          <w:lang w:val="en-US"/>
+        </w:rPr>
+      </w:pPr>
+      <w:r>
+        <w:rPr>
+          <w:lang w:val="en-US"/>
+        </w:rPr>
+        <w:t>Includes JRE &amp; compilers / debuggers / tools to create Java program</w:t>
+      </w:r>
+    </w:p>
+    <w:p>
+      <w:pPr>
+        <w:pStyle w:val="ListParagraph"/>
+        <w:numPr>
+          <w:ilvl w:val="0"/>
+          <w:numId w:val="1"/>
+        </w:numPr>
+        <w:rPr>
+          <w:lang w:val="en-US"/>
+        </w:rPr>
+      </w:pPr>
+      <w:r>
+        <w:rPr>
+          <w:lang w:val="en-US"/>
+        </w:rPr>
+        <w:t xml:space="preserve">Download Java JDK </w:t>
+      </w:r>
+      <w:r>
+        <w:rPr>
+          <w:lang w:val="en-US"/>
+        </w:rPr>
+        <w:t>(google)</w:t>
+      </w:r>
+    </w:p>
+    <w:p>
+      <w:pPr>
+        <w:rPr>
+          <w:b/>
+          <w:bCs/>
+          <w:lang w:val="en-US"/>
+        </w:rPr>
+      </w:pPr>
+      <w:r>
+        <w:rPr>
+          <w:b/>
+          <w:bCs/>
+          <w:lang w:val="en-US"/>
+        </w:rPr>
+        <w:t>Java</w:t>
+      </w:r>
+    </w:p>
+    <w:p>
+      <w:pPr>
+        <w:pStyle w:val="ListParagraph"/>
+        <w:numPr>
+          <w:ilvl w:val="0"/>
+          <w:numId w:val="1"/>
+        </w:numPr>
+        <w:rPr>
+          <w:lang w:val="en-US"/>
+        </w:rPr>
+      </w:pPr>
+      <w:r>
+        <w:rPr>
+          <w:lang w:val="en-US"/>
+        </w:rPr>
+        <w:t>Verbose programming language</w:t>
+      </w:r>
+    </w:p>
+    <w:p>
+      <w:pPr>
+        <w:pStyle w:val="ListParagraph"/>
+        <w:numPr>
+          <w:ilvl w:val="0"/>
+          <w:numId w:val="1"/>
+        </w:numPr>
+        <w:rPr>
+          <w:lang w:val="en-US"/>
+        </w:rPr>
+      </w:pPr>
+      <w:r>
+        <w:rPr>
+          <w:lang w:val="en-US"/>
+        </w:rPr>
+        <w:t>Need to write more syntax compared to other programming languages</w:t>
+      </w:r>
+    </w:p>
+    <w:p>
+      <w:pPr>
+        <w:pStyle w:val="ListParagraph"/>
+        <w:numPr>
+          <w:ilvl w:val="0"/>
+          <w:numId w:val="1"/>
+        </w:numPr>
+        <w:rPr>
+          <w:lang w:val="en-US"/>
+        </w:rPr>
+      </w:pPr>
+      <w:r>
+        <w:rPr>
+          <w:lang w:val="en-US"/>
+        </w:rPr>
+        <w:t>Edit in text editor and compile &amp; run using cmd line</w:t>
+      </w:r>
+    </w:p>
+    <w:p>
+      <w:pPr>
+        <w:pStyle w:val="ListParagraph"/>
+        <w:numPr>
+          <w:ilvl w:val="0"/>
+          <w:numId w:val="1"/>
+        </w:numPr>
+        <w:rPr>
+          <w:lang w:val="en-US"/>
+        </w:rPr>
+      </w:pPr>
+      <w:r>
+        <w:rPr>
+          <w:lang w:val="en-US"/>
+        </w:rPr>
+        <w:t xml:space="preserve">There are boiler plates that needs to be </w:t>
+      </w:r>
+      <w:r>
+        <w:rPr>
+          <w:lang w:val="en-US"/>
+        </w:rPr>
+        <w:t>written</w:t>
+      </w:r>
+      <w:r>
+        <w:rPr>
+          <w:lang w:val="en-US"/>
+        </w:rPr>
+        <w:t xml:space="preserve"> in every new Java program</w:t>
+      </w:r>
+      <w:r>
+        <w:rPr>
+          <w:lang w:val="en-US"/>
+        </w:rPr>
+        <w:t xml:space="preserve"> for it to run</w:t>
+      </w:r>
+    </w:p>
+    <w:p>
+      <w:pPr>
+        <w:pStyle w:val="ListParagraph"/>
+        <w:numPr>
+          <w:ilvl w:val="1"/>
+          <w:numId w:val="1"/>
+        </w:numPr>
+        <w:rPr>
+          <w:lang w:val="en-US"/>
+        </w:rPr>
+      </w:pPr>
+      <w:r>
+        <w:rPr>
+          <w:lang w:val="en-US"/>
+        </w:rPr>
+        <w:t>Eg: public class ClassName {</w:t>
+      </w:r>
+    </w:p>
+    <w:p>
+      <w:pPr>
+        <w:pStyle w:val="ListParagraph"/>
+        <w:ind w:left="1440"/>
+        <w:rPr>
+          <w:lang w:val="en-US"/>
+        </w:rPr>
+      </w:pPr>
+      <w:r>
+        <w:rPr>
+          <w:lang w:val="en-US"/>
+        </w:rPr>
+        <w:t>}</w:t>
+      </w:r>
+    </w:p>
+    <w:p>
+      <w:pPr>
+        <w:pStyle w:val="ListParagraph"/>
+        <w:numPr>
+          <w:ilvl w:val="0"/>
+          <w:numId w:val="1"/>
+        </w:numPr>
+        <w:rPr>
+          <w:lang w:val="en-US"/>
+        </w:rPr>
+      </w:pPr>
+      <w:r>
+        <w:rPr>
+          <w:lang w:val="en-US"/>
+        </w:rPr>
+        <w:t>Every Java program must have a class (All java code must be inside a class)</w:t>
+      </w:r>
+    </w:p>
+    <w:p>
+      <w:pPr>
+        <w:pStyle w:val="ListParagraph"/>
+        <w:numPr>
+          <w:ilvl w:val="0"/>
+          <w:numId w:val="1"/>
+        </w:numPr>
+        <w:rPr>
+          <w:lang w:val="en-US"/>
+        </w:rPr>
+      </w:pPr>
+      <w:r>
+        <w:rPr>
+          <w:b/>
+          <w:bCs/>
+          <w:lang w:val="en-US"/>
+        </w:rPr>
+        <w:t>Java file name must be same as class name</w:t>
+      </w:r>
+    </w:p>
+    <w:p>
+      <w:pPr>
+        <w:pStyle w:val="ListParagraph"/>
+        <w:numPr>
+          <w:ilvl w:val="0"/>
+          <w:numId w:val="1"/>
+        </w:numPr>
+        <w:rPr>
+          <w:lang w:val="en-US"/>
+        </w:rPr>
+      </w:pPr>
+      <w:r>
+        <w:rPr>
+          <w:lang w:val="en-US"/>
+        </w:rPr>
+        <w:t>Need 1 command to compile code and another command to execute code</w:t>
+      </w:r>
+    </w:p>
+    <w:p>
+      <w:pPr>
+        <w:pStyle w:val="ListParagraph"/>
+        <w:numPr>
+          <w:ilvl w:val="0"/>
+          <w:numId w:val="1"/>
+        </w:numPr>
+        <w:rPr>
+          <w:lang w:val="en-US"/>
+        </w:rPr>
+      </w:pPr>
+      <w:r>
+        <w:rPr>
+          <w:lang w:val="en-US"/>
+        </w:rPr>
+        <w:t>Every Java program must have a Main Function</w:t>
+      </w:r>
+    </w:p>
+    <w:p>
+      <w:pPr>
+        <w:rPr>
+          <w:b/>
+          <w:bCs/>
+          <w:lang w:val="en-US"/>
+        </w:rPr>
+      </w:pPr>
+      <w:r>
+        <w:rPr>
+          <w:b/>
+          <w:bCs/>
+          <w:lang w:val="en-US"/>
+        </w:rPr>
+        <w:t xml:space="preserve"> How Java Works (Compiler &amp; Interpreter)</w:t>
+      </w:r>
+    </w:p>
+    <w:p>
+      <w:pPr>
+        <w:pStyle w:val="ListParagraph"/>
+        <w:numPr>
+          <w:ilvl w:val="0"/>
+          <w:numId w:val="1"/>
+        </w:numPr>
+        <w:rPr>
+          <w:lang w:val="en-US"/>
+        </w:rPr>
+      </w:pPr>
+      <w:r>
+        <w:rPr>
+          <w:lang w:val="en-US"/>
+        </w:rPr>
+        <w:t>Computer can only execute code in binary form</w:t>
+      </w:r>
+    </w:p>
+    <w:p>
+      <w:pPr>
+        <w:pStyle w:val="ListParagraph"/>
+        <w:numPr>
+          <w:ilvl w:val="0"/>
+          <w:numId w:val="1"/>
+        </w:numPr>
+        <w:rPr>
+          <w:lang w:val="en-US"/>
+        </w:rPr>
+      </w:pPr>
+      <w:r>
+        <w:rPr>
+          <w:lang w:val="en-US"/>
+        </w:rPr>
+        <w:t>Program written in high level language (C++ / Java) is called source program / source code</w:t>
+      </w:r>
+    </w:p>
+    <w:p>
+      <w:pPr>
+        <w:pStyle w:val="ListParagraph"/>
+        <w:numPr>
+          <w:ilvl w:val="0"/>
+          <w:numId w:val="1"/>
+        </w:numPr>
+        <w:rPr>
+          <w:lang w:val="en-US"/>
+        </w:rPr>
+      </w:pPr>
+      <w:r>
+        <w:rPr>
+          <w:lang w:val="en-US"/>
+        </w:rPr>
+        <w:t>Computer cannot understand source code, need to translate into machine code for execution</w:t>
+      </w:r>
+    </w:p>
+    <w:p>
+      <w:pPr>
+        <w:pStyle w:val="ListParagraph"/>
+        <w:numPr>
+          <w:ilvl w:val="0"/>
+          <w:numId w:val="1"/>
+        </w:numPr>
+        <w:rPr>
+          <w:lang w:val="en-US"/>
+        </w:rPr>
+      </w:pPr>
+      <w:r>
+        <w:rPr>
+          <w:noProof/>
+          <w:lang w:val="en-US"/>
+        </w:rPr>
+        <mc:AlternateContent>
+          <mc:Choice Requires="wpi">
+            <w:drawing>
+              <wp:anchor distT="0" distB="0" distL="114300" distR="114300" simplePos="0" relativeHeight="251659264" behindDoc="0" locked="0" layoutInCell="1" allowOverlap="1" wp14:anchorId="6161AC82" wp14:editId="595C9057">
+                <wp:simplePos x="0" y="0"/>
+                <wp:positionH relativeFrom="column">
+                  <wp:posOffset>1321035</wp:posOffset>
+                </wp:positionH>
+                <wp:positionV relativeFrom="paragraph">
+                  <wp:posOffset>41140</wp:posOffset>
+                </wp:positionV>
+                <wp:extent cx="12600" cy="4320"/>
+                <wp:effectExtent l="38100" t="38100" r="26035" b="15240"/>
+                <wp:wrapNone/>
+                <wp:docPr id="112" name="Ink 112"/>
+                <wp:cNvGraphicFramePr>
+                  <a:graphicFrameLocks xmlns:a="http://schemas.openxmlformats.org/drawingml/2006/main"/>
+                </wp:cNvGraphicFramePr>
+                <a:graphic xmlns:a="http://schemas.openxmlformats.org/drawingml/2006/main">
+                  <a:graphicData uri="http://schemas.microsoft.com/office/word/2010/wordprocessingInk">
+                    <w14:contentPart bwMode="auto" r:id="rId5">
+                      <w14:nvContentPartPr>
+                        <w14:cNvContentPartPr>
+                          <a14:cpLocks xmlns:a14="http://schemas.microsoft.com/office/drawing/2010/main" noRot="1"/>
+                        </w14:cNvContentPartPr>
+                      </w14:nvContentPartPr>
+                      <w14:xfrm>
+                        <a:off x="0" y="0"/>
+                        <a:ext cx="12600" cy="4320"/>
+                      </w14:xfrm>
+                    </w14:contentPart>
+                  </a:graphicData>
+                </a:graphic>
+              </wp:anchor>
+            </w:drawing>
+          </mc:Choice>
+          <mc:Fallback>
+            <w:pict>
+              <v:shapetype w14:anchorId="7F9CBE6D" id="_x0000_t75" coordsize="21600,21600" o:spt="75" o:preferrelative="t" path="m@4@5l@4@11@9@11@9@5xe" filled="f" stroked="f">
+                <v:stroke joinstyle="miter"/>
+                <v:formulas>
+                  <v:f eqn="if lineDrawn pixelLineWidth 0"/>
+                  <v:f eqn="sum @0 1 0"/>
+                  <v:f eqn="sum 0 0 @1"/>
+                  <v:f eqn="prod @2 1 2"/>
+                  <v:f eqn="prod @3 21600 pixelWidth"/>
+                  <v:f eqn="prod @3 21600 pixelHeight"/>
+                  <v:f eqn="sum @0 0 1"/>
+                  <v:f eqn="prod @6 1 2"/>
+                  <v:f eqn="prod @7 21600 pixelWidth"/>
+                  <v:f eqn="sum @8 21600 0"/>
+                  <v:f eqn="prod @7 21600 pixelHeight"/>
+                  <v:f eqn="sum @10 21600 0"/>
+                </v:formulas>
+                <v:path o:extrusionok="f" gradientshapeok="t" o:connecttype="rect"/>
+                <o:lock v:ext="edit" aspectratio="t"/>
+              </v:shapetype>
+              <v:shape id="Ink 112" o:spid="_x0000_s1026" type="#_x0000_t75" style="position:absolute;margin-left:103.65pt;margin-top:2.9pt;width:1.75pt;height:1.05pt;z-index:251659264;visibility:visible;mso-wrap-style:square;mso-wrap-distance-left:9pt;mso-wrap-distance-top:0;mso-wrap-distance-right:9pt;mso-wrap-distance-bottom:0;mso-position-horizontal:absolute;mso-position-horizontal-relative:text;mso-position-vertical:absolute;mso-position-vertical-relative:text" o:gfxdata="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">
+                <v:imagedata r:id="rId6" o:title=""/>
+                <o:lock v:ext="edit" rotation="t" aspectratio="f"/>
+              </v:shape>
+            </w:pict>
+          </mc:Fallback>
+        </mc:AlternateContent>
+      </w:r>
+      <w:r>
+        <w:rPr>
+          <w:lang w:val="en-US"/>
+        </w:rPr>
+        <w:t>Translation done using interpreter / compiler</w:t>
+      </w:r>
+      <w:r>
+        <w:rPr>
+          <w:lang w:val="en-US"/>
+        </w:rPr>
+        <w:t xml:space="preserve"> </w:t>
+      </w:r>
+      <w:r>
+        <w:rPr>
+          <w:lang w:val="en-US"/>
+        </w:rPr>
+        <w:t>(</w:t>
+      </w:r>
+      <w:r>
+        <w:rPr>
+          <w:b/>
+          <w:bCs/>
+          <w:lang w:val="en-US"/>
+        </w:rPr>
+        <w:t>javac &lt;filename&gt;.java)</w:t>
+      </w:r>
+    </w:p>
+    <w:p>
+      <w:pPr>
+        <w:pStyle w:val="ListParagraph"/>
+        <w:numPr>
+          <w:ilvl w:val="0"/>
+          <w:numId w:val="1"/>
+        </w:numPr>
+        <w:rPr>
+          <w:lang w:val="en-US"/>
+        </w:rPr>
+      </w:pPr>
+      <w:r>
+        <w:rPr>
+          <w:lang w:val="en-US"/>
+        </w:rPr>
+        <w:t xml:space="preserve">If change source code, </w:t>
+      </w:r>
+      <w:r>
+        <w:rPr>
+          <w:lang w:val="en-US"/>
+        </w:rPr>
+        <w:t>need</w:t>
+      </w:r>
+      <w:r>
+        <w:rPr>
+          <w:lang w:val="en-US"/>
+        </w:rPr>
+        <w:t xml:space="preserve"> to recompile</w:t>
+      </w:r>
+      <w:r>
+        <w:rPr>
+          <w:lang w:val="en-US"/>
+        </w:rPr>
+        <w:t>.</w:t>
+      </w:r>
+    </w:p>
+    <w:p>
+      <w:pPr>
+        <w:pStyle w:val="ListParagraph"/>
+        <w:numPr>
+          <w:ilvl w:val="0"/>
+          <w:numId w:val="1"/>
+        </w:numPr>
+        <w:rPr>
+          <w:lang w:val="en-US"/>
+        </w:rPr>
+      </w:pPr>
+      <w:r>
+        <w:rPr>
+          <w:lang w:val="en-US"/>
+        </w:rPr>
+        <w:t>Java Source Code -&gt; Java Compiler -&gt; Java Byte Code (.class) -&gt; JVM (Interpreter) -&gt; Output</w:t>
+      </w:r>
+    </w:p>
+    <w:p>
+      <w:pPr>
+        <w:pStyle w:val="ListParagraph"/>
+        <w:numPr>
+          <w:ilvl w:val="0"/>
+          <w:numId w:val="1"/>
+        </w:numPr>
+        <w:rPr>
+          <w:lang w:val="en-US"/>
+        </w:rPr>
+      </w:pPr>
+      <w:r>
+        <w:rPr>
+          <w:lang w:val="en-US"/>
+        </w:rPr>
+        <w:t>IDE (IntelliJ / VSCode) makes the compiling &amp; executing easier</w:t>
+      </w:r>
+    </w:p>
+    <w:p>
+      <w:pPr>
+        <w:rPr>
+          <w:lang w:val="en-US"/>
+        </w:rPr>
+      </w:pPr>
+      <w:r>
+        <w:rPr>
+          <w:b/>
+          <w:bCs/>
+          <w:lang w:val="en-US"/>
+        </w:rPr>
+        <w:t>Compiler</w:t>
+      </w:r>
+      <w:r>
+        <w:rPr>
+          <w:b/>
+          <w:bCs/>
+          <w:lang w:val="en-US"/>
+        </w:rPr>
+        <w:t xml:space="preserve">: </w:t>
+      </w:r>
+      <w:r>
+        <w:rPr>
+          <w:lang w:val="en-US"/>
+        </w:rPr>
+        <w:t>Translate entire source code into machine code</w:t>
+      </w:r>
+      <w:r>
+        <w:rPr>
+          <w:lang w:val="en-US"/>
+        </w:rPr>
+        <w:t xml:space="preserve"> file</w:t>
+      </w:r>
+      <w:r>
+        <w:rPr>
+          <w:lang w:val="en-US"/>
+        </w:rPr>
+        <w:t xml:space="preserve"> then executing the file</w:t>
+      </w:r>
+      <w:r>
+        <w:rPr>
+          <w:lang w:val="en-US"/>
+        </w:rPr>
+        <w:t xml:space="preserve"> using executor</w:t>
+      </w:r>
+      <w:r>
+        <w:rPr>
+          <w:lang w:val="en-US"/>
+        </w:rPr>
+        <w:t xml:space="preserve"> (</w:t>
+      </w:r>
+      <w:r>
+        <w:rPr>
+          <w:b/>
+          <w:bCs/>
+          <w:lang w:val="en-US"/>
+        </w:rPr>
+        <w:t>java &lt;filename&gt;)</w:t>
+      </w:r>
+      <w:r>
+        <w:rPr>
+          <w:lang w:val="en-US"/>
+        </w:rPr>
+        <w:t>.</w:t>
+      </w:r>
+    </w:p>
+    <w:p>
+      <w:pPr>
+        <w:rPr>
+          <w:lang w:val="en-US"/>
+        </w:rPr>
+      </w:pPr>
+      <w:r>
+        <w:rPr>
+          <w:b/>
+          <w:bCs/>
+          <w:lang w:val="en-US"/>
+        </w:rPr>
+        <w:t xml:space="preserve">Interpreter: </w:t>
+      </w:r>
+      <w:r>
+        <w:rPr>
+          <w:lang w:val="en-US"/>
+        </w:rPr>
+        <w:t xml:space="preserve">Read </w:t>
+      </w:r>
+      <w:r>
+        <w:rPr>
+          <w:lang w:val="en-US"/>
+        </w:rPr>
+        <w:t>&amp; translate 1 statement at a time, executing it right away</w:t>
+      </w:r>
+      <w:r>
+        <w:rPr>
+          <w:lang w:val="en-US"/>
+        </w:rPr>
+        <w:t xml:space="preserve"> (no need executor).</w:t>
+      </w:r>
+    </w:p>
+    <w:p>
+      <w:pPr>
+        <w:rPr>
+          <w:lang w:val="en-US"/>
+        </w:rPr>
+      </w:pPr>
+    </w:p>
+    <w:p>
+      <w:pPr>
+        <w:rPr>
+          <w:b/>
+          <w:bCs/>
+          <w:lang w:val="en-US"/>
+        </w:rPr>
+      </w:pPr>
+      <w:r>
+        <w:rPr>
+          <w:b/>
+          <w:bCs/>
+          <w:lang w:val="en-US"/>
+        </w:rPr>
+        <w:t>Java Dtypes</w:t>
+      </w:r>
+    </w:p>
+    <w:p>
+      <w:pPr>
+        <w:pStyle w:val="ListParagraph"/>
+        <w:numPr>
+          <w:ilvl w:val="0"/>
+          <w:numId w:val="1"/>
+        </w:numPr>
+        <w:rPr>
+          <w:lang w:val="en-US"/>
+        </w:rPr>
+      </w:pPr>
+      <w:r>
+        <w:rPr>
+          <w:lang w:val="en-US"/>
+        </w:rPr>
+        <w:t xml:space="preserve">Primitive types: </w:t>
+      </w:r>
+      <w:r>
+        <w:rPr>
+          <w:lang w:val="en-US"/>
+        </w:rPr>
+        <w:t>Boolean | int | double | char</w:t>
+      </w:r>
+    </w:p>
+    <w:p>
+      <w:pPr>
+        <w:pStyle w:val="ListParagraph"/>
+        <w:numPr>
+          <w:ilvl w:val="0"/>
+          <w:numId w:val="1"/>
+        </w:numPr>
+        <w:rPr>
+          <w:lang w:val="en-US"/>
+        </w:rPr>
+      </w:pPr>
+      <w:r>
+        <w:rPr>
+          <w:lang w:val="en-US"/>
+        </w:rPr>
+        <w:t xml:space="preserve">Reference types: </w:t>
+      </w:r>
+      <w:r>
+        <w:rPr>
+          <w:lang w:val="en-US"/>
+        </w:rPr>
+        <w:t>string</w:t>
+      </w:r>
+      <w:r>
+        <w:rPr>
+          <w:lang w:val="en-US"/>
+        </w:rPr>
+        <w:t xml:space="preserve"> (built of char: i.e., not basic datatype)</w:t>
+      </w:r>
+    </w:p>
+    <w:p>
+      <w:pPr>
+        <w:rPr>
+          <w:b/>
+          <w:bCs/>
+          <w:lang w:val="en-US"/>
+        </w:rPr>
+      </w:pPr>
+      <w:r>
+        <w:rPr>
+          <w:b/>
+          <w:bCs/>
+          <w:lang w:val="en-US"/>
+        </w:rPr>
+        <w:lastRenderedPageBreak/>
+        <w:t>Indexing string</w:t>
+      </w:r>
+    </w:p>
+    <w:p>
+      <w:pPr>
+        <w:pStyle w:val="ListParagraph"/>
+        <w:numPr>
+          <w:ilvl w:val="0"/>
+          <w:numId w:val="1"/>
+        </w:numPr>
+        <w:rPr>
+          <w:lang w:val="en-US"/>
+        </w:rPr>
+      </w:pPr>
+      <w:r>
+        <w:rPr>
+          <w:lang w:val="en-US"/>
+        </w:rPr>
+        <w:t>studentName.charAt(desired_idx)</w:t>
+      </w:r>
+    </w:p>
+    <w:p>
+      <w:pPr>
+        <w:rPr>
+          <w:b/>
+          <w:bCs/>
+          <w:lang w:val="en-US"/>
+        </w:rPr>
+      </w:pPr>
+      <w:r>
+        <w:rPr>
+          <w:b/>
+          <w:bCs/>
+          <w:lang w:val="en-US"/>
+        </w:rPr>
+        <w:t>Input from user</w:t>
+      </w:r>
+    </w:p>
+    <w:p>
+      <w:pPr>
+        <w:pStyle w:val="ListParagraph"/>
+        <w:numPr>
+          <w:ilvl w:val="0"/>
+          <w:numId w:val="1"/>
+        </w:numPr>
+        <w:rPr>
+          <w:lang w:val="en-US"/>
+        </w:rPr>
+      </w:pPr>
+      <w:r>
+        <w:rPr>
+          <w:lang w:val="en-US"/>
+        </w:rPr>
+        <w:t xml:space="preserve">1) </w:t>
+      </w:r>
+      <w:r>
+        <w:rPr>
+          <w:lang w:val="en-US"/>
+        </w:rPr>
+        <w:t>import java.util.Scanner;</w:t>
+      </w:r>
+    </w:p>
+    <w:p>
+      <w:pPr>
+        <w:pStyle w:val="ListParagraph"/>
+        <w:numPr>
+          <w:ilvl w:val="0"/>
+          <w:numId w:val="1"/>
+        </w:numPr>
+        <w:rPr>
+          <w:lang w:val="en-US"/>
+        </w:rPr>
+      </w:pPr>
+      <w:r>
+        <w:rPr>
+          <w:lang w:val="en-US"/>
+        </w:rPr>
+        <w:t>2) Scanner input = new Scanner(System.in)</w:t>
+      </w:r>
+      <w:r>
+        <w:rPr>
+          <w:lang w:val="en-US"/>
+        </w:rPr>
+        <w:t xml:space="preserve"> // Create scanner object</w:t>
+      </w:r>
+    </w:p>
+    <w:p>
+      <w:pPr>
+        <w:pStyle w:val="ListParagraph"/>
+        <w:numPr>
+          <w:ilvl w:val="0"/>
+          <w:numId w:val="1"/>
+        </w:numPr>
+        <w:rPr>
+          <w:lang w:val="en-US"/>
+        </w:rPr>
+      </w:pPr>
+      <w:r>
+        <w:rPr>
+          <w:lang w:val="en-US"/>
+        </w:rPr>
+        <w:t>3) double gpa = input.nextDouble();</w:t>
+      </w:r>
+      <w:r>
+        <w:rPr>
+          <w:lang w:val="en-US"/>
+        </w:rPr>
+        <w:t xml:space="preserve"> // if Int, then nextInt();</w:t>
+      </w:r>
+    </w:p>
+    <w:p>
+      <w:pPr>
+        <w:rPr>
+          <w:b/>
+          <w:bCs/>
+          <w:lang w:val="en-US"/>
+        </w:rPr>
+      </w:pPr>
+      <w:r>
+        <w:rPr>
+          <w:b/>
+          <w:bCs/>
+          <w:lang w:val="en-US"/>
+        </w:rPr>
+        <w:t>Scope</w:t>
+      </w:r>
+    </w:p>
+    <w:p>
+      <w:pPr>
+        <w:pStyle w:val="ListParagraph"/>
+        <w:numPr>
+          <w:ilvl w:val="0"/>
+          <w:numId w:val="1"/>
+        </w:numPr>
+        <w:rPr>
+          <w:lang w:val="en-US"/>
+        </w:rPr>
+      </w:pPr>
+      <w:r>
+        <w:rPr>
+          <w:lang w:val="en-US"/>
+        </w:rPr>
+        <w:t>Part of the program</w:t>
+      </w:r>
+      <w:r>
+        <w:rPr>
+          <w:lang w:val="en-US"/>
+        </w:rPr>
+        <w:t xml:space="preserve"> where piece of code is accessible or which it can be used</w:t>
       </w:r>
     </w:p>
     <w:sectPr>
@@ -137,7 +1058,7 @@
         <w:rFonts w:ascii="Calibri" w:eastAsiaTheme="minorEastAsia" w:hAnsi="Calibri" w:cs="Calibri" w:hint="default"/>
       </w:rPr>
     </w:lvl>
-    <w:lvl w:ilvl="1" w:tplc="48090003" w:tentative="1">
+    <w:lvl w:ilvl="1" w:tplc="48090003">
       <w:start w:val="1"/>
       <w:numFmt w:val="bullet"/>
       <w:lvlText w:val="o"/>
@@ -677,7 +1598,83 @@
       <w:contextualSpacing/>
     </w:pPr>
   </w:style>
+  <w:style w:type="paragraph" w:styleId="HTMLPreformatted">
+    <w:name w:val="HTML Preformatted"/>
+    <w:basedOn w:val="Normal"/>
+    <w:link w:val="HTMLPreformattedChar"/>
+    <w:uiPriority w:val="99"/>
+    <w:semiHidden/>
+    <w:unhideWhenUsed/>
+    <w:rsid w:val="00C757FC"/>
+    <w:pPr>
+      <w:tabs>
+        <w:tab w:val="left" w:pos="916"/>
+        <w:tab w:val="left" w:pos="1832"/>
+        <w:tab w:val="left" w:pos="2748"/>
+        <w:tab w:val="left" w:pos="3664"/>
+        <w:tab w:val="left" w:pos="4580"/>
+        <w:tab w:val="left" w:pos="5496"/>
+        <w:tab w:val="left" w:pos="6412"/>
+        <w:tab w:val="left" w:pos="7328"/>
+        <w:tab w:val="left" w:pos="8244"/>
+        <w:tab w:val="left" w:pos="9160"/>
+        <w:tab w:val="left" w:pos="10076"/>
+        <w:tab w:val="left" w:pos="10992"/>
+        <w:tab w:val="left" w:pos="11908"/>
+        <w:tab w:val="left" w:pos="12824"/>
+        <w:tab w:val="left" w:pos="13740"/>
+        <w:tab w:val="left" w:pos="14656"/>
+      </w:tabs>
+      <w:spacing w:after="0" w:line="240" w:lineRule="auto"/>
+    </w:pPr>
+    <w:rPr>
+      <w:rFonts w:ascii="Courier New" w:eastAsia="Times New Roman" w:hAnsi="Courier New" w:cs="Courier New"/>
+      <w:sz w:val="20"/>
+      <w:szCs w:val="20"/>
+    </w:rPr>
+  </w:style>
+  <w:style w:type="character" w:customStyle="1" w:styleId="HTMLPreformattedChar">
+    <w:name w:val="HTML Preformatted Char"/>
+    <w:basedOn w:val="DefaultParagraphFont"/>
+    <w:link w:val="HTMLPreformatted"/>
+    <w:uiPriority w:val="99"/>
+    <w:semiHidden/>
+    <w:rsid w:val="00C757FC"/>
+    <w:rPr>
+      <w:rFonts w:ascii="Courier New" w:eastAsia="Times New Roman" w:hAnsi="Courier New" w:cs="Courier New"/>
+      <w:sz w:val="20"/>
+      <w:szCs w:val="20"/>
+    </w:rPr>
+  </w:style>
 </w:styles>
+</file>
+
+<file path=word/ink/ink1.xml><?xml version="1.0" encoding="utf-8"?>
+<inkml:ink xmlns:inkml="http://www.w3.org/2003/InkML">
+  <inkml:definitions>
+    <inkml:context xml:id="ctx0">
+      <inkml:inkSource xml:id="inkSrc0">
+        <inkml:traceFormat>
+          <inkml:channel name="X" type="integer" min="-2.14748E9" max="2.14748E9" units="cm"/>
+          <inkml:channel name="Y" type="integer" min="-2.14748E9" max="2.14748E9" units="cm"/>
+          <inkml:channel name="F" type="integer" max="32767" units="dev"/>
+        </inkml:traceFormat>
+        <inkml:channelProperties>
+          <inkml:channelProperty channel="X" name="resolution" value="1000" units="1/cm"/>
+          <inkml:channelProperty channel="Y" name="resolution" value="1000" units="1/cm"/>
+          <inkml:channelProperty channel="F" name="resolution" value="0" units="1/dev"/>
+        </inkml:channelProperties>
+      </inkml:inkSource>
+      <inkml:timestamp xml:id="ts0" timeString="2022-11-30T17:23:53.652"/>
+    </inkml:context>
+    <inkml:brush xml:id="br0">
+      <inkml:brushProperty name="width" value="0.025" units="cm"/>
+      <inkml:brushProperty name="height" value="0.025" units="cm"/>
+      <inkml:brushProperty name="color" value="#004F8B"/>
+    </inkml:brush>
+  </inkml:definitions>
+  <inkml:trace contextRef="#ctx0" brushRef="#br0">34 0 24575,'-2'0'0,"-1"2"0,-4 1 0,-4 0 0,1 0-8191</inkml:trace>
+</inkml:ink>
 </file>
 
 <file path=word/theme/theme1.xml><?xml version="1.0" encoding="utf-8"?>
